--- a/squads/vmo-autonomo/projects/DEM-2026-007/03-planejamento/plano-riscos.docx
+++ b/squads/vmo-autonomo/projects/DEM-2026-007/03-planejamento/plano-riscos.docx
@@ -8,8 +8,11 @@
       </w:pPr>
       <w:r>
         <w:rPr>
-          <w:color w:val="1F497D"/>
-          <w:sz w:val="36"/>
+          <w:rFonts w:ascii="Calibri" w:hAnsi="Calibri"/>
+          <w:b/>
+          <w:i w:val="0"/>
+          <w:color w:val="1A3A5C"/>
+          <w:sz w:val="30"/>
         </w:rPr>
         <w:t>Plano de Gestão de Riscos — DEM-2026-007</w:t>
       </w:r>
@@ -52,9 +55,11 @@
     </w:p>
     <w:p/>
     <w:p>
-      <w:r>
-        <w:t>────────────────────────────────────────────────────────────</w:t>
-      </w:r>
+      <w:pPr>
+        <w:pBdr>
+          <w:bottom w:val="single" w:sz="6" w:space="1" w:color="CCCCCC"/>
+        </w:pBdr>
+      </w:pPr>
     </w:p>
     <w:p/>
     <w:p>
@@ -63,8 +68,11 @@
       </w:pPr>
       <w:r>
         <w:rPr>
-          <w:color w:val="2E74B5"/>
-          <w:sz w:val="28"/>
+          <w:rFonts w:ascii="Calibri" w:hAnsi="Calibri"/>
+          <w:b/>
+          <w:i w:val="0"/>
+          <w:color w:val="1E5296"/>
+          <w:sz w:val="25"/>
         </w:rPr>
         <w:t>Registro de Riscos</w:t>
       </w:r>
@@ -73,29 +81,31 @@
     <w:tbl>
       <w:tblPr>
         <w:tblStyle w:val="TableGrid"/>
-        <w:tblW w:type="auto" w:w="0"/>
         <w:tblLook w:firstColumn="1" w:firstRow="1" w:lastColumn="0" w:lastRow="0" w:noHBand="0" w:noVBand="1" w:val="04A0"/>
+        <w:tblW w:w="8898" w:type="dxa"/>
+        <w:tblLayout w:type="fixed"/>
       </w:tblPr>
       <w:tblGrid>
-        <w:gridCol w:w="1255"/>
-        <w:gridCol w:w="1255"/>
-        <w:gridCol w:w="1255"/>
-        <w:gridCol w:w="1255"/>
-        <w:gridCol w:w="1255"/>
-        <w:gridCol w:w="1255"/>
-        <w:gridCol w:w="1255"/>
+        <w:gridCol w:w="1020"/>
+        <w:gridCol w:w="1313"/>
+        <w:gridCol w:w="1313"/>
+        <w:gridCol w:w="1313"/>
+        <w:gridCol w:w="1313"/>
+        <w:gridCol w:w="1313"/>
+        <w:gridCol w:w="1313"/>
       </w:tblGrid>
       <w:tr>
         <w:tc>
           <w:tcPr>
-            <w:tcW w:type="dxa" w:w="1255"/>
-            <w:shd w:val="clear" w:color="auto" w:fill="D6E4F0"/>
+            <w:tcW w:w="1020" w:type="dxa"/>
+            <w:shd w:val="clear" w:color="auto" w:fill="1A3A5C"/>
           </w:tcPr>
           <w:p>
             <w:r>
               <w:rPr>
                 <w:b/>
-                <w:sz w:val="20"/>
+                <w:color w:val="FFFFFF"/>
+                <w:sz w:val="19"/>
               </w:rPr>
               <w:t>ID</w:t>
             </w:r>
@@ -103,14 +113,15 @@
         </w:tc>
         <w:tc>
           <w:tcPr>
-            <w:tcW w:type="dxa" w:w="1255"/>
-            <w:shd w:val="clear" w:color="auto" w:fill="D6E4F0"/>
+            <w:tcW w:w="1313" w:type="dxa"/>
+            <w:shd w:val="clear" w:color="auto" w:fill="1A3A5C"/>
           </w:tcPr>
           <w:p>
             <w:r>
               <w:rPr>
                 <w:b/>
-                <w:sz w:val="20"/>
+                <w:color w:val="FFFFFF"/>
+                <w:sz w:val="19"/>
               </w:rPr>
               <w:t>Categoria</w:t>
             </w:r>
@@ -118,14 +129,15 @@
         </w:tc>
         <w:tc>
           <w:tcPr>
-            <w:tcW w:type="dxa" w:w="1255"/>
-            <w:shd w:val="clear" w:color="auto" w:fill="D6E4F0"/>
+            <w:tcW w:w="1313" w:type="dxa"/>
+            <w:shd w:val="clear" w:color="auto" w:fill="1A3A5C"/>
           </w:tcPr>
           <w:p>
             <w:r>
               <w:rPr>
                 <w:b/>
-                <w:sz w:val="20"/>
+                <w:color w:val="FFFFFF"/>
+                <w:sz w:val="19"/>
               </w:rPr>
               <w:t>Descrição</w:t>
             </w:r>
@@ -133,14 +145,15 @@
         </w:tc>
         <w:tc>
           <w:tcPr>
-            <w:tcW w:type="dxa" w:w="1255"/>
-            <w:shd w:val="clear" w:color="auto" w:fill="D6E4F0"/>
+            <w:tcW w:w="1313" w:type="dxa"/>
+            <w:shd w:val="clear" w:color="auto" w:fill="1A3A5C"/>
           </w:tcPr>
           <w:p>
             <w:r>
               <w:rPr>
                 <w:b/>
-                <w:sz w:val="20"/>
+                <w:color w:val="FFFFFF"/>
+                <w:sz w:val="19"/>
               </w:rPr>
               <w:t>P</w:t>
             </w:r>
@@ -148,14 +161,15 @@
         </w:tc>
         <w:tc>
           <w:tcPr>
-            <w:tcW w:type="dxa" w:w="1255"/>
-            <w:shd w:val="clear" w:color="auto" w:fill="D6E4F0"/>
+            <w:tcW w:w="1313" w:type="dxa"/>
+            <w:shd w:val="clear" w:color="auto" w:fill="1A3A5C"/>
           </w:tcPr>
           <w:p>
             <w:r>
               <w:rPr>
                 <w:b/>
-                <w:sz w:val="20"/>
+                <w:color w:val="FFFFFF"/>
+                <w:sz w:val="19"/>
               </w:rPr>
               <w:t>I</w:t>
             </w:r>
@@ -163,14 +177,15 @@
         </w:tc>
         <w:tc>
           <w:tcPr>
-            <w:tcW w:type="dxa" w:w="1255"/>
-            <w:shd w:val="clear" w:color="auto" w:fill="D6E4F0"/>
+            <w:tcW w:w="1313" w:type="dxa"/>
+            <w:shd w:val="clear" w:color="auto" w:fill="1A3A5C"/>
           </w:tcPr>
           <w:p>
             <w:r>
               <w:rPr>
                 <w:b/>
-                <w:sz w:val="20"/>
+                <w:color w:val="FFFFFF"/>
+                <w:sz w:val="19"/>
               </w:rPr>
               <w:t>Score</w:t>
             </w:r>
@@ -178,14 +193,15 @@
         </w:tc>
         <w:tc>
           <w:tcPr>
-            <w:tcW w:type="dxa" w:w="1255"/>
-            <w:shd w:val="clear" w:color="auto" w:fill="D6E4F0"/>
+            <w:tcW w:w="1313" w:type="dxa"/>
+            <w:shd w:val="clear" w:color="auto" w:fill="1A3A5C"/>
           </w:tcPr>
           <w:p>
             <w:r>
               <w:rPr>
                 <w:b/>
-                <w:sz w:val="20"/>
+                <w:color w:val="FFFFFF"/>
+                <w:sz w:val="19"/>
               </w:rPr>
               <w:t>Nível</w:t>
             </w:r>
@@ -195,12 +211,12 @@
       <w:tr>
         <w:tc>
           <w:tcPr>
-            <w:tcW w:type="dxa" w:w="1255"/>
+            <w:tcW w:w="1020" w:type="dxa"/>
           </w:tcPr>
           <w:p>
             <w:r>
               <w:rPr>
-                <w:sz w:val="20"/>
+                <w:sz w:val="19"/>
               </w:rPr>
               <w:t>R-001</w:t>
             </w:r>
@@ -208,12 +224,12 @@
         </w:tc>
         <w:tc>
           <w:tcPr>
-            <w:tcW w:type="dxa" w:w="1255"/>
+            <w:tcW w:w="1313" w:type="dxa"/>
           </w:tcPr>
           <w:p>
             <w:r>
               <w:rPr>
-                <w:sz w:val="20"/>
+                <w:sz w:val="19"/>
               </w:rPr>
               <w:t>Governança</w:t>
             </w:r>
@@ -221,12 +237,12 @@
         </w:tc>
         <w:tc>
           <w:tcPr>
-            <w:tcW w:type="dxa" w:w="1255"/>
+            <w:tcW w:w="1313" w:type="dxa"/>
           </w:tcPr>
           <w:p>
             <w:r>
               <w:rPr>
-                <w:sz w:val="20"/>
+                <w:sz w:val="19"/>
               </w:rPr>
               <w:t>Autorização do Holding (Walace Bacelar) torna-se inválida se houver qualquer custo externo — kickoff precisa ser sustado e autorização renegociada</w:t>
             </w:r>
@@ -234,12 +250,12 @@
         </w:tc>
         <w:tc>
           <w:tcPr>
-            <w:tcW w:type="dxa" w:w="1255"/>
+            <w:tcW w:w="1313" w:type="dxa"/>
           </w:tcPr>
           <w:p>
             <w:r>
               <w:rPr>
-                <w:sz w:val="20"/>
+                <w:sz w:val="19"/>
               </w:rPr>
               <w:t>7</w:t>
             </w:r>
@@ -247,12 +263,12 @@
         </w:tc>
         <w:tc>
           <w:tcPr>
-            <w:tcW w:type="dxa" w:w="1255"/>
+            <w:tcW w:w="1313" w:type="dxa"/>
           </w:tcPr>
           <w:p>
             <w:r>
               <w:rPr>
-                <w:sz w:val="20"/>
+                <w:sz w:val="19"/>
               </w:rPr>
               <w:t>8</w:t>
             </w:r>
@@ -260,12 +276,12 @@
         </w:tc>
         <w:tc>
           <w:tcPr>
-            <w:tcW w:type="dxa" w:w="1255"/>
+            <w:tcW w:w="1313" w:type="dxa"/>
           </w:tcPr>
           <w:p>
             <w:r>
               <w:rPr>
-                <w:sz w:val="20"/>
+                <w:sz w:val="19"/>
               </w:rPr>
               <w:t>56</w:t>
             </w:r>
@@ -273,12 +289,12 @@
         </w:tc>
         <w:tc>
           <w:tcPr>
-            <w:tcW w:type="dxa" w:w="1255"/>
+            <w:tcW w:w="1313" w:type="dxa"/>
           </w:tcPr>
           <w:p>
             <w:r>
               <w:rPr>
-                <w:sz w:val="20"/>
+                <w:sz w:val="19"/>
               </w:rPr>
               <w:t>CRÍTICO</w:t>
             </w:r>
@@ -288,12 +304,13 @@
       <w:tr>
         <w:tc>
           <w:tcPr>
-            <w:tcW w:type="dxa" w:w="1255"/>
+            <w:tcW w:w="1020" w:type="dxa"/>
+            <w:shd w:val="clear" w:color="auto" w:fill="F0F5FB"/>
           </w:tcPr>
           <w:p>
             <w:r>
               <w:rPr>
-                <w:sz w:val="20"/>
+                <w:sz w:val="19"/>
               </w:rPr>
               <w:t>R-002</w:t>
             </w:r>
@@ -301,12 +318,13 @@
         </w:tc>
         <w:tc>
           <w:tcPr>
-            <w:tcW w:type="dxa" w:w="1255"/>
+            <w:tcW w:w="1313" w:type="dxa"/>
+            <w:shd w:val="clear" w:color="auto" w:fill="F0F5FB"/>
           </w:tcPr>
           <w:p>
             <w:r>
               <w:rPr>
-                <w:sz w:val="20"/>
+                <w:sz w:val="19"/>
               </w:rPr>
               <w:t>Técnico</w:t>
             </w:r>
@@ -314,12 +332,13 @@
         </w:tc>
         <w:tc>
           <w:tcPr>
-            <w:tcW w:type="dxa" w:w="1255"/>
+            <w:tcW w:w="1313" w:type="dxa"/>
+            <w:shd w:val="clear" w:color="auto" w:fill="F0F5FB"/>
           </w:tcPr>
           <w:p>
             <w:r>
               <w:rPr>
-                <w:sz w:val="20"/>
+                <w:sz w:val="19"/>
               </w:rPr>
               <w:t>"Ajustes necessários" (CB-2) revelam-se mais complexos que parametrização, exigindo desenvolvimento ABAP novo — reclassificação para PROJETO e novo ciclo de planejamento</w:t>
             </w:r>
@@ -327,12 +346,13 @@
         </w:tc>
         <w:tc>
           <w:tcPr>
-            <w:tcW w:type="dxa" w:w="1255"/>
+            <w:tcW w:w="1313" w:type="dxa"/>
+            <w:shd w:val="clear" w:color="auto" w:fill="F0F5FB"/>
           </w:tcPr>
           <w:p>
             <w:r>
               <w:rPr>
-                <w:sz w:val="20"/>
+                <w:sz w:val="19"/>
               </w:rPr>
               <w:t>5</w:t>
             </w:r>
@@ -340,12 +360,13 @@
         </w:tc>
         <w:tc>
           <w:tcPr>
-            <w:tcW w:type="dxa" w:w="1255"/>
+            <w:tcW w:w="1313" w:type="dxa"/>
+            <w:shd w:val="clear" w:color="auto" w:fill="F0F5FB"/>
           </w:tcPr>
           <w:p>
             <w:r>
               <w:rPr>
-                <w:sz w:val="20"/>
+                <w:sz w:val="19"/>
               </w:rPr>
               <w:t>8</w:t>
             </w:r>
@@ -353,12 +374,13 @@
         </w:tc>
         <w:tc>
           <w:tcPr>
-            <w:tcW w:type="dxa" w:w="1255"/>
+            <w:tcW w:w="1313" w:type="dxa"/>
+            <w:shd w:val="clear" w:color="auto" w:fill="F0F5FB"/>
           </w:tcPr>
           <w:p>
             <w:r>
               <w:rPr>
-                <w:sz w:val="20"/>
+                <w:sz w:val="19"/>
               </w:rPr>
               <w:t>40</w:t>
             </w:r>
@@ -366,12 +388,13 @@
         </w:tc>
         <w:tc>
           <w:tcPr>
-            <w:tcW w:type="dxa" w:w="1255"/>
+            <w:tcW w:w="1313" w:type="dxa"/>
+            <w:shd w:val="clear" w:color="auto" w:fill="F0F5FB"/>
           </w:tcPr>
           <w:p>
             <w:r>
               <w:rPr>
-                <w:sz w:val="20"/>
+                <w:sz w:val="19"/>
               </w:rPr>
               <w:t>ALTO</w:t>
             </w:r>
@@ -381,12 +404,12 @@
       <w:tr>
         <w:tc>
           <w:tcPr>
-            <w:tcW w:type="dxa" w:w="1255"/>
+            <w:tcW w:w="1020" w:type="dxa"/>
           </w:tcPr>
           <w:p>
             <w:r>
               <w:rPr>
-                <w:sz w:val="20"/>
+                <w:sz w:val="19"/>
               </w:rPr>
               <w:t>R-003</w:t>
             </w:r>
@@ -394,12 +417,12 @@
         </w:tc>
         <w:tc>
           <w:tcPr>
-            <w:tcW w:type="dxa" w:w="1255"/>
+            <w:tcW w:w="1313" w:type="dxa"/>
           </w:tcPr>
           <w:p>
             <w:r>
               <w:rPr>
-                <w:sz w:val="20"/>
+                <w:sz w:val="19"/>
               </w:rPr>
               <w:t>Externo</w:t>
             </w:r>
@@ -407,12 +430,12 @@
         </w:tc>
         <w:tc>
           <w:tcPr>
-            <w:tcW w:type="dxa" w:w="1255"/>
+            <w:tcW w:w="1313" w:type="dxa"/>
           </w:tcPr>
           <w:p>
             <w:r>
               <w:rPr>
-                <w:sz w:val="20"/>
+                <w:sz w:val="19"/>
               </w:rPr>
               <w:t>Processo de habilitação DDA no Santander demora mais que os 15 dias estimados, atrasando o caminho crítico</w:t>
             </w:r>
@@ -420,12 +443,12 @@
         </w:tc>
         <w:tc>
           <w:tcPr>
-            <w:tcW w:type="dxa" w:w="1255"/>
+            <w:tcW w:w="1313" w:type="dxa"/>
           </w:tcPr>
           <w:p>
             <w:r>
               <w:rPr>
-                <w:sz w:val="20"/>
+                <w:sz w:val="19"/>
               </w:rPr>
               <w:t>5</w:t>
             </w:r>
@@ -433,12 +456,12 @@
         </w:tc>
         <w:tc>
           <w:tcPr>
-            <w:tcW w:type="dxa" w:w="1255"/>
+            <w:tcW w:w="1313" w:type="dxa"/>
           </w:tcPr>
           <w:p>
             <w:r>
               <w:rPr>
-                <w:sz w:val="20"/>
+                <w:sz w:val="19"/>
               </w:rPr>
               <w:t>6</w:t>
             </w:r>
@@ -446,12 +469,12 @@
         </w:tc>
         <w:tc>
           <w:tcPr>
-            <w:tcW w:type="dxa" w:w="1255"/>
+            <w:tcW w:w="1313" w:type="dxa"/>
           </w:tcPr>
           <w:p>
             <w:r>
               <w:rPr>
-                <w:sz w:val="20"/>
+                <w:sz w:val="19"/>
               </w:rPr>
               <w:t>30</w:t>
             </w:r>
@@ -459,12 +482,12 @@
         </w:tc>
         <w:tc>
           <w:tcPr>
-            <w:tcW w:type="dxa" w:w="1255"/>
+            <w:tcW w:w="1313" w:type="dxa"/>
           </w:tcPr>
           <w:p>
             <w:r>
               <w:rPr>
-                <w:sz w:val="20"/>
+                <w:sz w:val="19"/>
               </w:rPr>
               <w:t>ALTO</w:t>
             </w:r>
@@ -474,12 +497,13 @@
       <w:tr>
         <w:tc>
           <w:tcPr>
-            <w:tcW w:type="dxa" w:w="1255"/>
+            <w:tcW w:w="1020" w:type="dxa"/>
+            <w:shd w:val="clear" w:color="auto" w:fill="F0F5FB"/>
           </w:tcPr>
           <w:p>
             <w:r>
               <w:rPr>
-                <w:sz w:val="20"/>
+                <w:sz w:val="19"/>
               </w:rPr>
               <w:t>R-004</w:t>
             </w:r>
@@ -487,12 +511,13 @@
         </w:tc>
         <w:tc>
           <w:tcPr>
-            <w:tcW w:type="dxa" w:w="1255"/>
+            <w:tcW w:w="1313" w:type="dxa"/>
+            <w:shd w:val="clear" w:color="auto" w:fill="F0F5FB"/>
           </w:tcPr>
           <w:p>
             <w:r>
               <w:rPr>
-                <w:sz w:val="20"/>
+                <w:sz w:val="19"/>
               </w:rPr>
               <w:t>Técnico</w:t>
             </w:r>
@@ -500,12 +525,13 @@
         </w:tc>
         <w:tc>
           <w:tcPr>
-            <w:tcW w:type="dxa" w:w="1255"/>
+            <w:tcW w:w="1313" w:type="dxa"/>
+            <w:shd w:val="clear" w:color="auto" w:fill="F0F5FB"/>
           </w:tcPr>
           <w:p>
             <w:r>
               <w:rPr>
-                <w:sz w:val="20"/>
+                <w:sz w:val="19"/>
               </w:rPr>
               <w:t>Ambiente SAP FI da VAB Matriz difere da Divisão Logística de forma não antecipada (versão, configuração base, transportes)</w:t>
             </w:r>
@@ -513,12 +539,13 @@
         </w:tc>
         <w:tc>
           <w:tcPr>
-            <w:tcW w:type="dxa" w:w="1255"/>
+            <w:tcW w:w="1313" w:type="dxa"/>
+            <w:shd w:val="clear" w:color="auto" w:fill="F0F5FB"/>
           </w:tcPr>
           <w:p>
             <w:r>
               <w:rPr>
-                <w:sz w:val="20"/>
+                <w:sz w:val="19"/>
               </w:rPr>
               <w:t>3</w:t>
             </w:r>
@@ -526,12 +553,13 @@
         </w:tc>
         <w:tc>
           <w:tcPr>
-            <w:tcW w:type="dxa" w:w="1255"/>
+            <w:tcW w:w="1313" w:type="dxa"/>
+            <w:shd w:val="clear" w:color="auto" w:fill="F0F5FB"/>
           </w:tcPr>
           <w:p>
             <w:r>
               <w:rPr>
-                <w:sz w:val="20"/>
+                <w:sz w:val="19"/>
               </w:rPr>
               <w:t>7</w:t>
             </w:r>
@@ -539,12 +567,13 @@
         </w:tc>
         <w:tc>
           <w:tcPr>
-            <w:tcW w:type="dxa" w:w="1255"/>
+            <w:tcW w:w="1313" w:type="dxa"/>
+            <w:shd w:val="clear" w:color="auto" w:fill="F0F5FB"/>
           </w:tcPr>
           <w:p>
             <w:r>
               <w:rPr>
-                <w:sz w:val="20"/>
+                <w:sz w:val="19"/>
               </w:rPr>
               <w:t>21</w:t>
             </w:r>
@@ -552,12 +581,13 @@
         </w:tc>
         <w:tc>
           <w:tcPr>
-            <w:tcW w:type="dxa" w:w="1255"/>
+            <w:tcW w:w="1313" w:type="dxa"/>
+            <w:shd w:val="clear" w:color="auto" w:fill="F0F5FB"/>
           </w:tcPr>
           <w:p>
             <w:r>
               <w:rPr>
-                <w:sz w:val="20"/>
+                <w:sz w:val="19"/>
               </w:rPr>
               <w:t>MÉDIO</w:t>
             </w:r>
@@ -567,12 +597,12 @@
       <w:tr>
         <w:tc>
           <w:tcPr>
-            <w:tcW w:type="dxa" w:w="1255"/>
+            <w:tcW w:w="1020" w:type="dxa"/>
           </w:tcPr>
           <w:p>
             <w:r>
               <w:rPr>
-                <w:sz w:val="20"/>
+                <w:sz w:val="19"/>
               </w:rPr>
               <w:t>R-005</w:t>
             </w:r>
@@ -580,12 +610,12 @@
         </w:tc>
         <w:tc>
           <w:tcPr>
-            <w:tcW w:type="dxa" w:w="1255"/>
+            <w:tcW w:w="1313" w:type="dxa"/>
           </w:tcPr>
           <w:p>
             <w:r>
               <w:rPr>
-                <w:sz w:val="20"/>
+                <w:sz w:val="19"/>
               </w:rPr>
               <w:t>Governança</w:t>
             </w:r>
@@ -593,12 +623,12 @@
         </w:tc>
         <w:tc>
           <w:tcPr>
-            <w:tcW w:type="dxa" w:w="1255"/>
+            <w:tcW w:w="1313" w:type="dxa"/>
           </w:tcPr>
           <w:p>
             <w:r>
               <w:rPr>
-                <w:sz w:val="20"/>
+                <w:sz w:val="19"/>
               </w:rPr>
               <w:t>Sponsor Diretor+ não é identificado antes do kick-off — decisões de escopo/custo ficam sem alçada formal</w:t>
             </w:r>
@@ -606,12 +636,12 @@
         </w:tc>
         <w:tc>
           <w:tcPr>
-            <w:tcW w:type="dxa" w:w="1255"/>
+            <w:tcW w:w="1313" w:type="dxa"/>
           </w:tcPr>
           <w:p>
             <w:r>
               <w:rPr>
-                <w:sz w:val="20"/>
+                <w:sz w:val="19"/>
               </w:rPr>
               <w:t>5</w:t>
             </w:r>
@@ -619,12 +649,12 @@
         </w:tc>
         <w:tc>
           <w:tcPr>
-            <w:tcW w:type="dxa" w:w="1255"/>
+            <w:tcW w:w="1313" w:type="dxa"/>
           </w:tcPr>
           <w:p>
             <w:r>
               <w:rPr>
-                <w:sz w:val="20"/>
+                <w:sz w:val="19"/>
               </w:rPr>
               <w:t>6</w:t>
             </w:r>
@@ -632,12 +662,12 @@
         </w:tc>
         <w:tc>
           <w:tcPr>
-            <w:tcW w:type="dxa" w:w="1255"/>
+            <w:tcW w:w="1313" w:type="dxa"/>
           </w:tcPr>
           <w:p>
             <w:r>
               <w:rPr>
-                <w:sz w:val="20"/>
+                <w:sz w:val="19"/>
               </w:rPr>
               <w:t>30</w:t>
             </w:r>
@@ -645,12 +675,12 @@
         </w:tc>
         <w:tc>
           <w:tcPr>
-            <w:tcW w:type="dxa" w:w="1255"/>
+            <w:tcW w:w="1313" w:type="dxa"/>
           </w:tcPr>
           <w:p>
             <w:r>
               <w:rPr>
-                <w:sz w:val="20"/>
+                <w:sz w:val="19"/>
               </w:rPr>
               <w:t>ALTO</w:t>
             </w:r>
@@ -660,12 +690,13 @@
       <w:tr>
         <w:tc>
           <w:tcPr>
-            <w:tcW w:type="dxa" w:w="1255"/>
+            <w:tcW w:w="1020" w:type="dxa"/>
+            <w:shd w:val="clear" w:color="auto" w:fill="F0F5FB"/>
           </w:tcPr>
           <w:p>
             <w:r>
               <w:rPr>
-                <w:sz w:val="20"/>
+                <w:sz w:val="19"/>
               </w:rPr>
               <w:t>R-006</w:t>
             </w:r>
@@ -673,12 +704,13 @@
         </w:tc>
         <w:tc>
           <w:tcPr>
-            <w:tcW w:type="dxa" w:w="1255"/>
+            <w:tcW w:w="1313" w:type="dxa"/>
+            <w:shd w:val="clear" w:color="auto" w:fill="F0F5FB"/>
           </w:tcPr>
           <w:p>
             <w:r>
               <w:rPr>
-                <w:sz w:val="20"/>
+                <w:sz w:val="19"/>
               </w:rPr>
               <w:t>Pessoas</w:t>
             </w:r>
@@ -686,12 +718,13 @@
         </w:tc>
         <w:tc>
           <w:tcPr>
-            <w:tcW w:type="dxa" w:w="1255"/>
+            <w:tcW w:w="1313" w:type="dxa"/>
+            <w:shd w:val="clear" w:color="auto" w:fill="F0F5FB"/>
           </w:tcPr>
           <w:p>
             <w:r>
               <w:rPr>
-                <w:sz w:val="20"/>
+                <w:sz w:val="19"/>
               </w:rPr>
               <w:t>Recurso técnico DTI designado não tem disponibilidade suficiente ou conhecimento em FEBAN/DDA</w:t>
             </w:r>
@@ -699,12 +732,13 @@
         </w:tc>
         <w:tc>
           <w:tcPr>
-            <w:tcW w:type="dxa" w:w="1255"/>
+            <w:tcW w:w="1313" w:type="dxa"/>
+            <w:shd w:val="clear" w:color="auto" w:fill="F0F5FB"/>
           </w:tcPr>
           <w:p>
             <w:r>
               <w:rPr>
-                <w:sz w:val="20"/>
+                <w:sz w:val="19"/>
               </w:rPr>
               <w:t>4</w:t>
             </w:r>
@@ -712,12 +746,13 @@
         </w:tc>
         <w:tc>
           <w:tcPr>
-            <w:tcW w:type="dxa" w:w="1255"/>
+            <w:tcW w:w="1313" w:type="dxa"/>
+            <w:shd w:val="clear" w:color="auto" w:fill="F0F5FB"/>
           </w:tcPr>
           <w:p>
             <w:r>
               <w:rPr>
-                <w:sz w:val="20"/>
+                <w:sz w:val="19"/>
               </w:rPr>
               <w:t>7</w:t>
             </w:r>
@@ -725,12 +760,13 @@
         </w:tc>
         <w:tc>
           <w:tcPr>
-            <w:tcW w:type="dxa" w:w="1255"/>
+            <w:tcW w:w="1313" w:type="dxa"/>
+            <w:shd w:val="clear" w:color="auto" w:fill="F0F5FB"/>
           </w:tcPr>
           <w:p>
             <w:r>
               <w:rPr>
-                <w:sz w:val="20"/>
+                <w:sz w:val="19"/>
               </w:rPr>
               <w:t>28</w:t>
             </w:r>
@@ -738,12 +774,13 @@
         </w:tc>
         <w:tc>
           <w:tcPr>
-            <w:tcW w:type="dxa" w:w="1255"/>
+            <w:tcW w:w="1313" w:type="dxa"/>
+            <w:shd w:val="clear" w:color="auto" w:fill="F0F5FB"/>
           </w:tcPr>
           <w:p>
             <w:r>
               <w:rPr>
-                <w:sz w:val="20"/>
+                <w:sz w:val="19"/>
               </w:rPr>
               <w:t>ALTO</w:t>
             </w:r>
@@ -753,12 +790,12 @@
       <w:tr>
         <w:tc>
           <w:tcPr>
-            <w:tcW w:type="dxa" w:w="1255"/>
+            <w:tcW w:w="1020" w:type="dxa"/>
           </w:tcPr>
           <w:p>
             <w:r>
               <w:rPr>
-                <w:sz w:val="20"/>
+                <w:sz w:val="19"/>
               </w:rPr>
               <w:t>R-007</w:t>
             </w:r>
@@ -766,12 +803,12 @@
         </w:tc>
         <w:tc>
           <w:tcPr>
-            <w:tcW w:type="dxa" w:w="1255"/>
+            <w:tcW w:w="1313" w:type="dxa"/>
           </w:tcPr>
           <w:p>
             <w:r>
               <w:rPr>
-                <w:sz w:val="20"/>
+                <w:sz w:val="19"/>
               </w:rPr>
               <w:t>Pessoas</w:t>
             </w:r>
@@ -779,12 +816,12 @@
         </w:tc>
         <w:tc>
           <w:tcPr>
-            <w:tcW w:type="dxa" w:w="1255"/>
+            <w:tcW w:w="1313" w:type="dxa"/>
           </w:tcPr>
           <w:p>
             <w:r>
               <w:rPr>
-                <w:sz w:val="20"/>
+                <w:sz w:val="19"/>
               </w:rPr>
               <w:t>Resistência ou baixa participação da equipe CP da VAB no UAT e treinamento</w:t>
             </w:r>
@@ -792,12 +829,12 @@
         </w:tc>
         <w:tc>
           <w:tcPr>
-            <w:tcW w:type="dxa" w:w="1255"/>
+            <w:tcW w:w="1313" w:type="dxa"/>
           </w:tcPr>
           <w:p>
             <w:r>
               <w:rPr>
-                <w:sz w:val="20"/>
+                <w:sz w:val="19"/>
               </w:rPr>
               <w:t>2</w:t>
             </w:r>
@@ -805,12 +842,12 @@
         </w:tc>
         <w:tc>
           <w:tcPr>
-            <w:tcW w:type="dxa" w:w="1255"/>
+            <w:tcW w:w="1313" w:type="dxa"/>
           </w:tcPr>
           <w:p>
             <w:r>
               <w:rPr>
-                <w:sz w:val="20"/>
+                <w:sz w:val="19"/>
               </w:rPr>
               <w:t>4</w:t>
             </w:r>
@@ -818,12 +855,12 @@
         </w:tc>
         <w:tc>
           <w:tcPr>
-            <w:tcW w:type="dxa" w:w="1255"/>
+            <w:tcW w:w="1313" w:type="dxa"/>
           </w:tcPr>
           <w:p>
             <w:r>
               <w:rPr>
-                <w:sz w:val="20"/>
+                <w:sz w:val="19"/>
               </w:rPr>
               <w:t>8</w:t>
             </w:r>
@@ -831,12 +868,12 @@
         </w:tc>
         <w:tc>
           <w:tcPr>
-            <w:tcW w:type="dxa" w:w="1255"/>
+            <w:tcW w:w="1313" w:type="dxa"/>
           </w:tcPr>
           <w:p>
             <w:r>
               <w:rPr>
-                <w:sz w:val="20"/>
+                <w:sz w:val="19"/>
               </w:rPr>
               <w:t>BAIXO</w:t>
             </w:r>
@@ -846,12 +883,13 @@
       <w:tr>
         <w:tc>
           <w:tcPr>
-            <w:tcW w:type="dxa" w:w="1255"/>
+            <w:tcW w:w="1020" w:type="dxa"/>
+            <w:shd w:val="clear" w:color="auto" w:fill="F0F5FB"/>
           </w:tcPr>
           <w:p>
             <w:r>
               <w:rPr>
-                <w:sz w:val="20"/>
+                <w:sz w:val="19"/>
               </w:rPr>
               <w:t>R-008</w:t>
             </w:r>
@@ -859,12 +897,13 @@
         </w:tc>
         <w:tc>
           <w:tcPr>
-            <w:tcW w:type="dxa" w:w="1255"/>
+            <w:tcW w:w="1313" w:type="dxa"/>
+            <w:shd w:val="clear" w:color="auto" w:fill="F0F5FB"/>
           </w:tcPr>
           <w:p>
             <w:r>
               <w:rPr>
-                <w:sz w:val="20"/>
+                <w:sz w:val="19"/>
               </w:rPr>
               <w:t>Técnico</w:t>
             </w:r>
@@ -872,12 +911,13 @@
         </w:tc>
         <w:tc>
           <w:tcPr>
-            <w:tcW w:type="dxa" w:w="1255"/>
+            <w:tcW w:w="1313" w:type="dxa"/>
+            <w:shd w:val="clear" w:color="auto" w:fill="F0F5FB"/>
           </w:tcPr>
           <w:p>
             <w:r>
               <w:rPr>
-                <w:sz w:val="20"/>
+                <w:sz w:val="19"/>
               </w:rPr>
               <w:t>Layout CNAB 240 do Santander para a conta VAB difere do layout já configurado na Divisão Logística</w:t>
             </w:r>
@@ -885,12 +925,13 @@
         </w:tc>
         <w:tc>
           <w:tcPr>
-            <w:tcW w:type="dxa" w:w="1255"/>
+            <w:tcW w:w="1313" w:type="dxa"/>
+            <w:shd w:val="clear" w:color="auto" w:fill="F0F5FB"/>
           </w:tcPr>
           <w:p>
             <w:r>
               <w:rPr>
-                <w:sz w:val="20"/>
+                <w:sz w:val="19"/>
               </w:rPr>
               <w:t>3</w:t>
             </w:r>
@@ -898,12 +939,13 @@
         </w:tc>
         <w:tc>
           <w:tcPr>
-            <w:tcW w:type="dxa" w:w="1255"/>
+            <w:tcW w:w="1313" w:type="dxa"/>
+            <w:shd w:val="clear" w:color="auto" w:fill="F0F5FB"/>
           </w:tcPr>
           <w:p>
             <w:r>
               <w:rPr>
-                <w:sz w:val="20"/>
+                <w:sz w:val="19"/>
               </w:rPr>
               <w:t>6</w:t>
             </w:r>
@@ -911,12 +953,13 @@
         </w:tc>
         <w:tc>
           <w:tcPr>
-            <w:tcW w:type="dxa" w:w="1255"/>
+            <w:tcW w:w="1313" w:type="dxa"/>
+            <w:shd w:val="clear" w:color="auto" w:fill="F0F5FB"/>
           </w:tcPr>
           <w:p>
             <w:r>
               <w:rPr>
-                <w:sz w:val="20"/>
+                <w:sz w:val="19"/>
               </w:rPr>
               <w:t>18</w:t>
             </w:r>
@@ -924,12 +967,13 @@
         </w:tc>
         <w:tc>
           <w:tcPr>
-            <w:tcW w:type="dxa" w:w="1255"/>
+            <w:tcW w:w="1313" w:type="dxa"/>
+            <w:shd w:val="clear" w:color="auto" w:fill="F0F5FB"/>
           </w:tcPr>
           <w:p>
             <w:r>
               <w:rPr>
-                <w:sz w:val="20"/>
+                <w:sz w:val="19"/>
               </w:rPr>
               <w:t>MÉDIO</w:t>
             </w:r>
@@ -939,12 +983,12 @@
       <w:tr>
         <w:tc>
           <w:tcPr>
-            <w:tcW w:type="dxa" w:w="1255"/>
+            <w:tcW w:w="1020" w:type="dxa"/>
           </w:tcPr>
           <w:p>
             <w:r>
               <w:rPr>
-                <w:sz w:val="20"/>
+                <w:sz w:val="19"/>
               </w:rPr>
               <w:t>R-009</w:t>
             </w:r>
@@ -952,12 +996,12 @@
         </w:tc>
         <w:tc>
           <w:tcPr>
-            <w:tcW w:type="dxa" w:w="1255"/>
+            <w:tcW w:w="1313" w:type="dxa"/>
           </w:tcPr>
           <w:p>
             <w:r>
               <w:rPr>
-                <w:sz w:val="20"/>
+                <w:sz w:val="19"/>
               </w:rPr>
               <w:t>Processo</w:t>
             </w:r>
@@ -965,12 +1009,12 @@
         </w:tc>
         <w:tc>
           <w:tcPr>
-            <w:tcW w:type="dxa" w:w="1255"/>
+            <w:tcW w:w="1313" w:type="dxa"/>
           </w:tcPr>
           <w:p>
             <w:r>
               <w:rPr>
-                <w:sz w:val="20"/>
+                <w:sz w:val="19"/>
               </w:rPr>
               <w:t>Mudança de escopo não controlada durante a fase de levantamento técnico (scope creep via "ajustes" adicionais)</w:t>
             </w:r>
@@ -978,12 +1022,12 @@
         </w:tc>
         <w:tc>
           <w:tcPr>
-            <w:tcW w:type="dxa" w:w="1255"/>
+            <w:tcW w:w="1313" w:type="dxa"/>
           </w:tcPr>
           <w:p>
             <w:r>
               <w:rPr>
-                <w:sz w:val="20"/>
+                <w:sz w:val="19"/>
               </w:rPr>
               <w:t>4</w:t>
             </w:r>
@@ -991,12 +1035,12 @@
         </w:tc>
         <w:tc>
           <w:tcPr>
-            <w:tcW w:type="dxa" w:w="1255"/>
+            <w:tcW w:w="1313" w:type="dxa"/>
           </w:tcPr>
           <w:p>
             <w:r>
               <w:rPr>
-                <w:sz w:val="20"/>
+                <w:sz w:val="19"/>
               </w:rPr>
               <w:t>5</w:t>
             </w:r>
@@ -1004,12 +1048,12 @@
         </w:tc>
         <w:tc>
           <w:tcPr>
-            <w:tcW w:type="dxa" w:w="1255"/>
+            <w:tcW w:w="1313" w:type="dxa"/>
           </w:tcPr>
           <w:p>
             <w:r>
               <w:rPr>
-                <w:sz w:val="20"/>
+                <w:sz w:val="19"/>
               </w:rPr>
               <w:t>20</w:t>
             </w:r>
@@ -1017,12 +1061,12 @@
         </w:tc>
         <w:tc>
           <w:tcPr>
-            <w:tcW w:type="dxa" w:w="1255"/>
+            <w:tcW w:w="1313" w:type="dxa"/>
           </w:tcPr>
           <w:p>
             <w:r>
               <w:rPr>
-                <w:sz w:val="20"/>
+                <w:sz w:val="19"/>
               </w:rPr>
               <w:t>MÉDIO</w:t>
             </w:r>
@@ -1032,12 +1076,13 @@
       <w:tr>
         <w:tc>
           <w:tcPr>
-            <w:tcW w:type="dxa" w:w="1255"/>
+            <w:tcW w:w="1020" w:type="dxa"/>
+            <w:shd w:val="clear" w:color="auto" w:fill="F0F5FB"/>
           </w:tcPr>
           <w:p>
             <w:r>
               <w:rPr>
-                <w:sz w:val="20"/>
+                <w:sz w:val="19"/>
               </w:rPr>
               <w:t>R-010</w:t>
             </w:r>
@@ -1045,12 +1090,13 @@
         </w:tc>
         <w:tc>
           <w:tcPr>
-            <w:tcW w:type="dxa" w:w="1255"/>
+            <w:tcW w:w="1313" w:type="dxa"/>
+            <w:shd w:val="clear" w:color="auto" w:fill="F0F5FB"/>
           </w:tcPr>
           <w:p>
             <w:r>
               <w:rPr>
-                <w:sz w:val="20"/>
+                <w:sz w:val="19"/>
               </w:rPr>
               <w:t>Processo</w:t>
             </w:r>
@@ -1058,12 +1104,13 @@
         </w:tc>
         <w:tc>
           <w:tcPr>
-            <w:tcW w:type="dxa" w:w="1255"/>
+            <w:tcW w:w="1313" w:type="dxa"/>
+            <w:shd w:val="clear" w:color="auto" w:fill="F0F5FB"/>
           </w:tcPr>
           <w:p>
             <w:r>
               <w:rPr>
-                <w:sz w:val="20"/>
+                <w:sz w:val="19"/>
               </w:rPr>
               <w:t>Encerramento do projeto sem documentação técnica finalizada — próxima manutenção sem referência</w:t>
             </w:r>
@@ -1071,12 +1118,13 @@
         </w:tc>
         <w:tc>
           <w:tcPr>
-            <w:tcW w:type="dxa" w:w="1255"/>
+            <w:tcW w:w="1313" w:type="dxa"/>
+            <w:shd w:val="clear" w:color="auto" w:fill="F0F5FB"/>
           </w:tcPr>
           <w:p>
             <w:r>
               <w:rPr>
-                <w:sz w:val="20"/>
+                <w:sz w:val="19"/>
               </w:rPr>
               <w:t>2</w:t>
             </w:r>
@@ -1084,12 +1132,13 @@
         </w:tc>
         <w:tc>
           <w:tcPr>
-            <w:tcW w:type="dxa" w:w="1255"/>
+            <w:tcW w:w="1313" w:type="dxa"/>
+            <w:shd w:val="clear" w:color="auto" w:fill="F0F5FB"/>
           </w:tcPr>
           <w:p>
             <w:r>
               <w:rPr>
-                <w:sz w:val="20"/>
+                <w:sz w:val="19"/>
               </w:rPr>
               <w:t>5</w:t>
             </w:r>
@@ -1097,12 +1146,13 @@
         </w:tc>
         <w:tc>
           <w:tcPr>
-            <w:tcW w:type="dxa" w:w="1255"/>
+            <w:tcW w:w="1313" w:type="dxa"/>
+            <w:shd w:val="clear" w:color="auto" w:fill="F0F5FB"/>
           </w:tcPr>
           <w:p>
             <w:r>
               <w:rPr>
-                <w:sz w:val="20"/>
+                <w:sz w:val="19"/>
               </w:rPr>
               <w:t>10</w:t>
             </w:r>
@@ -1110,12 +1160,13 @@
         </w:tc>
         <w:tc>
           <w:tcPr>
-            <w:tcW w:type="dxa" w:w="1255"/>
+            <w:tcW w:w="1313" w:type="dxa"/>
+            <w:shd w:val="clear" w:color="auto" w:fill="F0F5FB"/>
           </w:tcPr>
           <w:p>
             <w:r>
               <w:rPr>
-                <w:sz w:val="20"/>
+                <w:sz w:val="19"/>
               </w:rPr>
               <w:t>MÉDIO</w:t>
             </w:r>
@@ -1125,9 +1176,11 @@
     </w:tbl>
     <w:p/>
     <w:p>
-      <w:r>
-        <w:t>────────────────────────────────────────────────────────────</w:t>
-      </w:r>
+      <w:pPr>
+        <w:pBdr>
+          <w:bottom w:val="single" w:sz="6" w:space="1" w:color="CCCCCC"/>
+        </w:pBdr>
+      </w:pPr>
     </w:p>
     <w:p/>
     <w:p>
@@ -1136,17 +1189,22 @@
       </w:pPr>
       <w:r>
         <w:rPr>
-          <w:color w:val="2E74B5"/>
-          <w:sz w:val="28"/>
+          <w:rFonts w:ascii="Calibri" w:hAnsi="Calibri"/>
+          <w:b/>
+          <w:i w:val="0"/>
+          <w:color w:val="1E5296"/>
+          <w:sz w:val="25"/>
         </w:rPr>
         <w:t>Plano de Resposta por Risco</w:t>
       </w:r>
     </w:p>
     <w:p/>
     <w:p>
-      <w:r>
-        <w:t>────────────────────────────────────────────────────────────</w:t>
-      </w:r>
+      <w:pPr>
+        <w:pBdr>
+          <w:bottom w:val="single" w:sz="6" w:space="1" w:color="CCCCCC"/>
+        </w:pBdr>
+      </w:pPr>
     </w:p>
     <w:p/>
     <w:p>
@@ -1155,8 +1213,11 @@
       </w:pPr>
       <w:r>
         <w:rPr>
-          <w:color w:val="404040"/>
-          <w:sz w:val="24"/>
+          <w:rFonts w:ascii="Calibri" w:hAnsi="Calibri"/>
+          <w:b/>
+          <w:i w:val="0"/>
+          <w:color w:val="2A4A7F"/>
+          <w:sz w:val="22"/>
         </w:rPr>
         <w:t>R-001 — Autorização Holding inválida se houver custo externo</w:t>
       </w:r>
@@ -1301,9 +1362,11 @@
     </w:p>
     <w:p/>
     <w:p>
-      <w:r>
-        <w:t>────────────────────────────────────────────────────────────</w:t>
-      </w:r>
+      <w:pPr>
+        <w:pBdr>
+          <w:bottom w:val="single" w:sz="6" w:space="1" w:color="CCCCCC"/>
+        </w:pBdr>
+      </w:pPr>
     </w:p>
     <w:p/>
     <w:p>
@@ -1312,8 +1375,11 @@
       </w:pPr>
       <w:r>
         <w:rPr>
-          <w:color w:val="404040"/>
-          <w:sz w:val="24"/>
+          <w:rFonts w:ascii="Calibri" w:hAnsi="Calibri"/>
+          <w:b/>
+          <w:i w:val="0"/>
+          <w:color w:val="2A4A7F"/>
+          <w:sz w:val="22"/>
         </w:rPr>
         <w:t>R-002 — Ajustes mais complexos que parametrização (CB-2)</w:t>
       </w:r>
@@ -1460,9 +1526,11 @@
     </w:p>
     <w:p/>
     <w:p>
-      <w:r>
-        <w:t>────────────────────────────────────────────────────────────</w:t>
-      </w:r>
+      <w:pPr>
+        <w:pBdr>
+          <w:bottom w:val="single" w:sz="6" w:space="1" w:color="CCCCCC"/>
+        </w:pBdr>
+      </w:pPr>
     </w:p>
     <w:p/>
     <w:p>
@@ -1471,8 +1539,11 @@
       </w:pPr>
       <w:r>
         <w:rPr>
-          <w:color w:val="404040"/>
-          <w:sz w:val="24"/>
+          <w:rFonts w:ascii="Calibri" w:hAnsi="Calibri"/>
+          <w:b/>
+          <w:i w:val="0"/>
+          <w:color w:val="2A4A7F"/>
+          <w:sz w:val="22"/>
         </w:rPr>
         <w:t>R-003 — Habilitação DDA Santander demorada</w:t>
       </w:r>
@@ -1610,9 +1681,11 @@
     </w:p>
     <w:p/>
     <w:p>
-      <w:r>
-        <w:t>────────────────────────────────────────────────────────────</w:t>
-      </w:r>
+      <w:pPr>
+        <w:pBdr>
+          <w:bottom w:val="single" w:sz="6" w:space="1" w:color="CCCCCC"/>
+        </w:pBdr>
+      </w:pPr>
     </w:p>
     <w:p/>
     <w:p>
@@ -1621,8 +1694,11 @@
       </w:pPr>
       <w:r>
         <w:rPr>
-          <w:color w:val="404040"/>
-          <w:sz w:val="24"/>
+          <w:rFonts w:ascii="Calibri" w:hAnsi="Calibri"/>
+          <w:b/>
+          <w:i w:val="0"/>
+          <w:color w:val="2A4A7F"/>
+          <w:sz w:val="22"/>
         </w:rPr>
         <w:t>R-004 — Ambiente SAP VAB difere da Divisão Logística</w:t>
       </w:r>
@@ -1749,9 +1825,11 @@
     </w:p>
     <w:p/>
     <w:p>
-      <w:r>
-        <w:t>────────────────────────────────────────────────────────────</w:t>
-      </w:r>
+      <w:pPr>
+        <w:pBdr>
+          <w:bottom w:val="single" w:sz="6" w:space="1" w:color="CCCCCC"/>
+        </w:pBdr>
+      </w:pPr>
     </w:p>
     <w:p/>
     <w:p>
@@ -1760,8 +1838,11 @@
       </w:pPr>
       <w:r>
         <w:rPr>
-          <w:color w:val="404040"/>
-          <w:sz w:val="24"/>
+          <w:rFonts w:ascii="Calibri" w:hAnsi="Calibri"/>
+          <w:b/>
+          <w:i w:val="0"/>
+          <w:color w:val="2A4A7F"/>
+          <w:sz w:val="22"/>
         </w:rPr>
         <w:t>R-005 — Sponsor sem alçada Diretor+ (CB-Sponsor)</w:t>
       </w:r>
@@ -1883,9 +1964,11 @@
     </w:p>
     <w:p/>
     <w:p>
-      <w:r>
-        <w:t>────────────────────────────────────────────────────────────</w:t>
-      </w:r>
+      <w:pPr>
+        <w:pBdr>
+          <w:bottom w:val="single" w:sz="6" w:space="1" w:color="CCCCCC"/>
+        </w:pBdr>
+      </w:pPr>
     </w:p>
     <w:p/>
     <w:p>
@@ -1894,8 +1977,11 @@
       </w:pPr>
       <w:r>
         <w:rPr>
-          <w:color w:val="404040"/>
-          <w:sz w:val="24"/>
+          <w:rFonts w:ascii="Calibri" w:hAnsi="Calibri"/>
+          <w:b/>
+          <w:i w:val="0"/>
+          <w:color w:val="2A4A7F"/>
+          <w:sz w:val="22"/>
         </w:rPr>
         <w:t>R-006 — Recurso técnico DTI sem disponibilidade ou conhecimento</w:t>
       </w:r>
@@ -2022,9 +2108,11 @@
     </w:p>
     <w:p/>
     <w:p>
-      <w:r>
-        <w:t>────────────────────────────────────────────────────────────</w:t>
-      </w:r>
+      <w:pPr>
+        <w:pBdr>
+          <w:bottom w:val="single" w:sz="6" w:space="1" w:color="CCCCCC"/>
+        </w:pBdr>
+      </w:pPr>
     </w:p>
     <w:p/>
     <w:p>
@@ -2033,8 +2121,11 @@
       </w:pPr>
       <w:r>
         <w:rPr>
-          <w:color w:val="404040"/>
-          <w:sz w:val="24"/>
+          <w:rFonts w:ascii="Calibri" w:hAnsi="Calibri"/>
+          <w:b/>
+          <w:i w:val="0"/>
+          <w:color w:val="2A4A7F"/>
+          <w:sz w:val="22"/>
         </w:rPr>
         <w:t>R-007 — Resistência da equipe CP ao UAT e treinamento</w:t>
       </w:r>
@@ -2109,9 +2200,11 @@
     </w:p>
     <w:p/>
     <w:p>
-      <w:r>
-        <w:t>────────────────────────────────────────────────────────────</w:t>
-      </w:r>
+      <w:pPr>
+        <w:pBdr>
+          <w:bottom w:val="single" w:sz="6" w:space="1" w:color="CCCCCC"/>
+        </w:pBdr>
+      </w:pPr>
     </w:p>
     <w:p/>
     <w:p>
@@ -2120,8 +2213,11 @@
       </w:pPr>
       <w:r>
         <w:rPr>
-          <w:color w:val="404040"/>
-          <w:sz w:val="24"/>
+          <w:rFonts w:ascii="Calibri" w:hAnsi="Calibri"/>
+          <w:b/>
+          <w:i w:val="0"/>
+          <w:color w:val="2A4A7F"/>
+          <w:sz w:val="22"/>
         </w:rPr>
         <w:t>R-008 — Layout CNAB 240 Santander diverge da Divisão Logística</w:t>
       </w:r>
@@ -2231,9 +2327,11 @@
     </w:p>
     <w:p/>
     <w:p>
-      <w:r>
-        <w:t>────────────────────────────────────────────────────────────</w:t>
-      </w:r>
+      <w:pPr>
+        <w:pBdr>
+          <w:bottom w:val="single" w:sz="6" w:space="1" w:color="CCCCCC"/>
+        </w:pBdr>
+      </w:pPr>
     </w:p>
     <w:p/>
     <w:p>
@@ -2242,8 +2340,11 @@
       </w:pPr>
       <w:r>
         <w:rPr>
-          <w:color w:val="404040"/>
-          <w:sz w:val="24"/>
+          <w:rFonts w:ascii="Calibri" w:hAnsi="Calibri"/>
+          <w:b/>
+          <w:i w:val="0"/>
+          <w:color w:val="2A4A7F"/>
+          <w:sz w:val="22"/>
         </w:rPr>
         <w:t>R-009 — Scope creep durante o levantamento técnico</w:t>
       </w:r>
@@ -2340,9 +2441,11 @@
     </w:p>
     <w:p/>
     <w:p>
-      <w:r>
-        <w:t>────────────────────────────────────────────────────────────</w:t>
-      </w:r>
+      <w:pPr>
+        <w:pBdr>
+          <w:bottom w:val="single" w:sz="6" w:space="1" w:color="CCCCCC"/>
+        </w:pBdr>
+      </w:pPr>
     </w:p>
     <w:p/>
     <w:p>
@@ -2351,8 +2454,11 @@
       </w:pPr>
       <w:r>
         <w:rPr>
-          <w:color w:val="404040"/>
-          <w:sz w:val="24"/>
+          <w:rFonts w:ascii="Calibri" w:hAnsi="Calibri"/>
+          <w:b/>
+          <w:i w:val="0"/>
+          <w:color w:val="2A4A7F"/>
+          <w:sz w:val="22"/>
         </w:rPr>
         <w:t>R-010 — Encerramento sem documentação técnica</w:t>
       </w:r>
@@ -2439,9 +2545,11 @@
     </w:p>
     <w:p/>
     <w:p>
-      <w:r>
-        <w:t>────────────────────────────────────────────────────────────</w:t>
-      </w:r>
+      <w:pPr>
+        <w:pBdr>
+          <w:bottom w:val="single" w:sz="6" w:space="1" w:color="CCCCCC"/>
+        </w:pBdr>
+      </w:pPr>
     </w:p>
     <w:p/>
     <w:p>
@@ -2450,8 +2558,11 @@
       </w:pPr>
       <w:r>
         <w:rPr>
-          <w:color w:val="2E74B5"/>
-          <w:sz w:val="28"/>
+          <w:rFonts w:ascii="Calibri" w:hAnsi="Calibri"/>
+          <w:b/>
+          <w:i w:val="0"/>
+          <w:color w:val="1E5296"/>
+          <w:sz w:val="25"/>
         </w:rPr>
         <w:t>Reserva de Contingência Calculada</w:t>
       </w:r>
@@ -2460,27 +2571,29 @@
     <w:tbl>
       <w:tblPr>
         <w:tblStyle w:val="TableGrid"/>
-        <w:tblW w:type="auto" w:w="0"/>
         <w:tblLook w:firstColumn="1" w:firstRow="1" w:lastColumn="0" w:lastRow="0" w:noHBand="0" w:noVBand="1" w:val="04A0"/>
+        <w:tblW w:w="8900" w:type="dxa"/>
+        <w:tblLayout w:type="fixed"/>
       </w:tblPr>
       <w:tblGrid>
-        <w:gridCol w:w="1757"/>
-        <w:gridCol w:w="1757"/>
-        <w:gridCol w:w="1757"/>
-        <w:gridCol w:w="1757"/>
-        <w:gridCol w:w="1757"/>
+        <w:gridCol w:w="1780"/>
+        <w:gridCol w:w="1780"/>
+        <w:gridCol w:w="1780"/>
+        <w:gridCol w:w="1780"/>
+        <w:gridCol w:w="1780"/>
       </w:tblGrid>
       <w:tr>
         <w:tc>
           <w:tcPr>
-            <w:tcW w:type="dxa" w:w="1757"/>
-            <w:shd w:val="clear" w:color="auto" w:fill="D6E4F0"/>
+            <w:tcW w:w="1780" w:type="dxa"/>
+            <w:shd w:val="clear" w:color="auto" w:fill="1A3A5C"/>
           </w:tcPr>
           <w:p>
             <w:r>
               <w:rPr>
                 <w:b/>
-                <w:sz w:val="20"/>
+                <w:color w:val="FFFFFF"/>
+                <w:sz w:val="19"/>
               </w:rPr>
               <w:t>ID</w:t>
             </w:r>
@@ -2488,14 +2601,15 @@
         </w:tc>
         <w:tc>
           <w:tcPr>
-            <w:tcW w:type="dxa" w:w="1757"/>
-            <w:shd w:val="clear" w:color="auto" w:fill="D6E4F0"/>
+            <w:tcW w:w="1780" w:type="dxa"/>
+            <w:shd w:val="clear" w:color="auto" w:fill="1A3A5C"/>
           </w:tcPr>
           <w:p>
             <w:r>
               <w:rPr>
                 <w:b/>
-                <w:sz w:val="20"/>
+                <w:color w:val="FFFFFF"/>
+                <w:sz w:val="19"/>
               </w:rPr>
               <w:t>Risco</w:t>
             </w:r>
@@ -2503,14 +2617,15 @@
         </w:tc>
         <w:tc>
           <w:tcPr>
-            <w:tcW w:type="dxa" w:w="1757"/>
-            <w:shd w:val="clear" w:color="auto" w:fill="D6E4F0"/>
+            <w:tcW w:w="1780" w:type="dxa"/>
+            <w:shd w:val="clear" w:color="auto" w:fill="1A3A5C"/>
           </w:tcPr>
           <w:p>
             <w:r>
               <w:rPr>
                 <w:b/>
-                <w:sz w:val="20"/>
+                <w:color w:val="FFFFFF"/>
+                <w:sz w:val="19"/>
               </w:rPr>
               <w:t>Probabilidade</w:t>
             </w:r>
@@ -2518,14 +2633,15 @@
         </w:tc>
         <w:tc>
           <w:tcPr>
-            <w:tcW w:type="dxa" w:w="1757"/>
-            <w:shd w:val="clear" w:color="auto" w:fill="D6E4F0"/>
+            <w:tcW w:w="1780" w:type="dxa"/>
+            <w:shd w:val="clear" w:color="auto" w:fill="1A3A5C"/>
           </w:tcPr>
           <w:p>
             <w:r>
               <w:rPr>
                 <w:b/>
-                <w:sz w:val="20"/>
+                <w:color w:val="FFFFFF"/>
+                <w:sz w:val="19"/>
               </w:rPr>
               <w:t>Impacto (dias)</w:t>
             </w:r>
@@ -2533,14 +2649,15 @@
         </w:tc>
         <w:tc>
           <w:tcPr>
-            <w:tcW w:type="dxa" w:w="1757"/>
-            <w:shd w:val="clear" w:color="auto" w:fill="D6E4F0"/>
+            <w:tcW w:w="1780" w:type="dxa"/>
+            <w:shd w:val="clear" w:color="auto" w:fill="1A3A5C"/>
           </w:tcPr>
           <w:p>
             <w:r>
               <w:rPr>
                 <w:b/>
-                <w:sz w:val="20"/>
+                <w:color w:val="FFFFFF"/>
+                <w:sz w:val="19"/>
               </w:rPr>
               <w:t>Valor Esperado (dias)</w:t>
             </w:r>
@@ -2550,12 +2667,12 @@
       <w:tr>
         <w:tc>
           <w:tcPr>
-            <w:tcW w:type="dxa" w:w="1757"/>
+            <w:tcW w:w="1780" w:type="dxa"/>
           </w:tcPr>
           <w:p>
             <w:r>
               <w:rPr>
-                <w:sz w:val="20"/>
+                <w:sz w:val="19"/>
               </w:rPr>
               <w:t>R-001</w:t>
             </w:r>
@@ -2563,12 +2680,12 @@
         </w:tc>
         <w:tc>
           <w:tcPr>
-            <w:tcW w:type="dxa" w:w="1757"/>
+            <w:tcW w:w="1780" w:type="dxa"/>
           </w:tcPr>
           <w:p>
             <w:r>
               <w:rPr>
-                <w:sz w:val="20"/>
+                <w:sz w:val="19"/>
               </w:rPr>
               <w:t>Autorização Holding</w:t>
             </w:r>
@@ -2576,12 +2693,12 @@
         </w:tc>
         <w:tc>
           <w:tcPr>
-            <w:tcW w:type="dxa" w:w="1757"/>
+            <w:tcW w:w="1780" w:type="dxa"/>
           </w:tcPr>
           <w:p>
             <w:r>
               <w:rPr>
-                <w:sz w:val="20"/>
+                <w:sz w:val="19"/>
               </w:rPr>
               <w:t>0,7</w:t>
             </w:r>
@@ -2589,12 +2706,12 @@
         </w:tc>
         <w:tc>
           <w:tcPr>
-            <w:tcW w:type="dxa" w:w="1757"/>
+            <w:tcW w:w="1780" w:type="dxa"/>
           </w:tcPr>
           <w:p>
             <w:r>
               <w:rPr>
-                <w:sz w:val="20"/>
+                <w:sz w:val="19"/>
               </w:rPr>
               <w:t>15 dias de parada</w:t>
             </w:r>
@@ -2602,12 +2719,12 @@
         </w:tc>
         <w:tc>
           <w:tcPr>
-            <w:tcW w:type="dxa" w:w="1757"/>
+            <w:tcW w:w="1780" w:type="dxa"/>
           </w:tcPr>
           <w:p>
             <w:r>
               <w:rPr>
-                <w:sz w:val="20"/>
+                <w:sz w:val="19"/>
               </w:rPr>
               <w:t>10,5 dias</w:t>
             </w:r>
@@ -2617,12 +2734,13 @@
       <w:tr>
         <w:tc>
           <w:tcPr>
-            <w:tcW w:type="dxa" w:w="1757"/>
+            <w:tcW w:w="1780" w:type="dxa"/>
+            <w:shd w:val="clear" w:color="auto" w:fill="F0F5FB"/>
           </w:tcPr>
           <w:p>
             <w:r>
               <w:rPr>
-                <w:sz w:val="20"/>
+                <w:sz w:val="19"/>
               </w:rPr>
               <w:t>R-002</w:t>
             </w:r>
@@ -2630,12 +2748,13 @@
         </w:tc>
         <w:tc>
           <w:tcPr>
-            <w:tcW w:type="dxa" w:w="1757"/>
+            <w:tcW w:w="1780" w:type="dxa"/>
+            <w:shd w:val="clear" w:color="auto" w:fill="F0F5FB"/>
           </w:tcPr>
           <w:p>
             <w:r>
               <w:rPr>
-                <w:sz w:val="20"/>
+                <w:sz w:val="19"/>
               </w:rPr>
               <w:t>Ajustes complexos ABAP</w:t>
             </w:r>
@@ -2643,12 +2762,13 @@
         </w:tc>
         <w:tc>
           <w:tcPr>
-            <w:tcW w:type="dxa" w:w="1757"/>
+            <w:tcW w:w="1780" w:type="dxa"/>
+            <w:shd w:val="clear" w:color="auto" w:fill="F0F5FB"/>
           </w:tcPr>
           <w:p>
             <w:r>
               <w:rPr>
-                <w:sz w:val="20"/>
+                <w:sz w:val="19"/>
               </w:rPr>
               <w:t>0,5</w:t>
             </w:r>
@@ -2656,12 +2776,13 @@
         </w:tc>
         <w:tc>
           <w:tcPr>
-            <w:tcW w:type="dxa" w:w="1757"/>
+            <w:tcW w:w="1780" w:type="dxa"/>
+            <w:shd w:val="clear" w:color="auto" w:fill="F0F5FB"/>
           </w:tcPr>
           <w:p>
             <w:r>
               <w:rPr>
-                <w:sz w:val="20"/>
+                <w:sz w:val="19"/>
               </w:rPr>
               <w:t>20 dias</w:t>
             </w:r>
@@ -2669,12 +2790,13 @@
         </w:tc>
         <w:tc>
           <w:tcPr>
-            <w:tcW w:type="dxa" w:w="1757"/>
+            <w:tcW w:w="1780" w:type="dxa"/>
+            <w:shd w:val="clear" w:color="auto" w:fill="F0F5FB"/>
           </w:tcPr>
           <w:p>
             <w:r>
               <w:rPr>
-                <w:sz w:val="20"/>
+                <w:sz w:val="19"/>
               </w:rPr>
               <w:t>10,0 dias</w:t>
             </w:r>
@@ -2684,12 +2806,12 @@
       <w:tr>
         <w:tc>
           <w:tcPr>
-            <w:tcW w:type="dxa" w:w="1757"/>
+            <w:tcW w:w="1780" w:type="dxa"/>
           </w:tcPr>
           <w:p>
             <w:r>
               <w:rPr>
-                <w:sz w:val="20"/>
+                <w:sz w:val="19"/>
               </w:rPr>
               <w:t>R-003</w:t>
             </w:r>
@@ -2697,12 +2819,12 @@
         </w:tc>
         <w:tc>
           <w:tcPr>
-            <w:tcW w:type="dxa" w:w="1757"/>
+            <w:tcW w:w="1780" w:type="dxa"/>
           </w:tcPr>
           <w:p>
             <w:r>
               <w:rPr>
-                <w:sz w:val="20"/>
+                <w:sz w:val="19"/>
               </w:rPr>
               <w:t>Santander demorado</w:t>
             </w:r>
@@ -2710,12 +2832,12 @@
         </w:tc>
         <w:tc>
           <w:tcPr>
-            <w:tcW w:type="dxa" w:w="1757"/>
+            <w:tcW w:w="1780" w:type="dxa"/>
           </w:tcPr>
           <w:p>
             <w:r>
               <w:rPr>
-                <w:sz w:val="20"/>
+                <w:sz w:val="19"/>
               </w:rPr>
               <w:t>0,5</w:t>
             </w:r>
@@ -2723,12 +2845,12 @@
         </w:tc>
         <w:tc>
           <w:tcPr>
-            <w:tcW w:type="dxa" w:w="1757"/>
+            <w:tcW w:w="1780" w:type="dxa"/>
           </w:tcPr>
           <w:p>
             <w:r>
               <w:rPr>
-                <w:sz w:val="20"/>
+                <w:sz w:val="19"/>
               </w:rPr>
               <w:t>10 dias</w:t>
             </w:r>
@@ -2736,12 +2858,12 @@
         </w:tc>
         <w:tc>
           <w:tcPr>
-            <w:tcW w:type="dxa" w:w="1757"/>
+            <w:tcW w:w="1780" w:type="dxa"/>
           </w:tcPr>
           <w:p>
             <w:r>
               <w:rPr>
-                <w:sz w:val="20"/>
+                <w:sz w:val="19"/>
               </w:rPr>
               <w:t>5,0 dias</w:t>
             </w:r>
@@ -2751,12 +2873,13 @@
       <w:tr>
         <w:tc>
           <w:tcPr>
-            <w:tcW w:type="dxa" w:w="1757"/>
+            <w:tcW w:w="1780" w:type="dxa"/>
+            <w:shd w:val="clear" w:color="auto" w:fill="F0F5FB"/>
           </w:tcPr>
           <w:p>
             <w:r>
               <w:rPr>
-                <w:sz w:val="20"/>
+                <w:sz w:val="19"/>
               </w:rPr>
               <w:t>R-004</w:t>
             </w:r>
@@ -2764,12 +2887,13 @@
         </w:tc>
         <w:tc>
           <w:tcPr>
-            <w:tcW w:type="dxa" w:w="1757"/>
+            <w:tcW w:w="1780" w:type="dxa"/>
+            <w:shd w:val="clear" w:color="auto" w:fill="F0F5FB"/>
           </w:tcPr>
           <w:p>
             <w:r>
               <w:rPr>
-                <w:sz w:val="20"/>
+                <w:sz w:val="19"/>
               </w:rPr>
               <w:t>Ambiente SAP divergente</w:t>
             </w:r>
@@ -2777,12 +2901,13 @@
         </w:tc>
         <w:tc>
           <w:tcPr>
-            <w:tcW w:type="dxa" w:w="1757"/>
+            <w:tcW w:w="1780" w:type="dxa"/>
+            <w:shd w:val="clear" w:color="auto" w:fill="F0F5FB"/>
           </w:tcPr>
           <w:p>
             <w:r>
               <w:rPr>
-                <w:sz w:val="20"/>
+                <w:sz w:val="19"/>
               </w:rPr>
               <w:t>0,3</w:t>
             </w:r>
@@ -2790,12 +2915,13 @@
         </w:tc>
         <w:tc>
           <w:tcPr>
-            <w:tcW w:type="dxa" w:w="1757"/>
+            <w:tcW w:w="1780" w:type="dxa"/>
+            <w:shd w:val="clear" w:color="auto" w:fill="F0F5FB"/>
           </w:tcPr>
           <w:p>
             <w:r>
               <w:rPr>
-                <w:sz w:val="20"/>
+                <w:sz w:val="19"/>
               </w:rPr>
               <w:t>5 dias</w:t>
             </w:r>
@@ -2803,12 +2929,13 @@
         </w:tc>
         <w:tc>
           <w:tcPr>
-            <w:tcW w:type="dxa" w:w="1757"/>
+            <w:tcW w:w="1780" w:type="dxa"/>
+            <w:shd w:val="clear" w:color="auto" w:fill="F0F5FB"/>
           </w:tcPr>
           <w:p>
             <w:r>
               <w:rPr>
-                <w:sz w:val="20"/>
+                <w:sz w:val="19"/>
               </w:rPr>
               <w:t>1,5 dias</w:t>
             </w:r>
@@ -2818,12 +2945,12 @@
       <w:tr>
         <w:tc>
           <w:tcPr>
-            <w:tcW w:type="dxa" w:w="1757"/>
+            <w:tcW w:w="1780" w:type="dxa"/>
           </w:tcPr>
           <w:p>
             <w:r>
               <w:rPr>
-                <w:sz w:val="20"/>
+                <w:sz w:val="19"/>
               </w:rPr>
               <w:t>R-005</w:t>
             </w:r>
@@ -2831,12 +2958,12 @@
         </w:tc>
         <w:tc>
           <w:tcPr>
-            <w:tcW w:type="dxa" w:w="1757"/>
+            <w:tcW w:w="1780" w:type="dxa"/>
           </w:tcPr>
           <w:p>
             <w:r>
               <w:rPr>
-                <w:sz w:val="20"/>
+                <w:sz w:val="19"/>
               </w:rPr>
               <w:t>Sponsor sem alçada</w:t>
             </w:r>
@@ -2844,12 +2971,12 @@
         </w:tc>
         <w:tc>
           <w:tcPr>
-            <w:tcW w:type="dxa" w:w="1757"/>
+            <w:tcW w:w="1780" w:type="dxa"/>
           </w:tcPr>
           <w:p>
             <w:r>
               <w:rPr>
-                <w:sz w:val="20"/>
+                <w:sz w:val="19"/>
               </w:rPr>
               <w:t>0,5</w:t>
             </w:r>
@@ -2857,12 +2984,12 @@
         </w:tc>
         <w:tc>
           <w:tcPr>
-            <w:tcW w:type="dxa" w:w="1757"/>
+            <w:tcW w:w="1780" w:type="dxa"/>
           </w:tcPr>
           <w:p>
             <w:r>
               <w:rPr>
-                <w:sz w:val="20"/>
+                <w:sz w:val="19"/>
               </w:rPr>
               <w:t>10 dias</w:t>
             </w:r>
@@ -2870,12 +2997,12 @@
         </w:tc>
         <w:tc>
           <w:tcPr>
-            <w:tcW w:type="dxa" w:w="1757"/>
+            <w:tcW w:w="1780" w:type="dxa"/>
           </w:tcPr>
           <w:p>
             <w:r>
               <w:rPr>
-                <w:sz w:val="20"/>
+                <w:sz w:val="19"/>
               </w:rPr>
               <w:t>5,0 dias</w:t>
             </w:r>
@@ -2885,12 +3012,13 @@
       <w:tr>
         <w:tc>
           <w:tcPr>
-            <w:tcW w:type="dxa" w:w="1757"/>
+            <w:tcW w:w="1780" w:type="dxa"/>
+            <w:shd w:val="clear" w:color="auto" w:fill="F0F5FB"/>
           </w:tcPr>
           <w:p>
             <w:r>
               <w:rPr>
-                <w:sz w:val="20"/>
+                <w:sz w:val="19"/>
               </w:rPr>
               <w:t>R-006</w:t>
             </w:r>
@@ -2898,12 +3026,13 @@
         </w:tc>
         <w:tc>
           <w:tcPr>
-            <w:tcW w:type="dxa" w:w="1757"/>
+            <w:tcW w:w="1780" w:type="dxa"/>
+            <w:shd w:val="clear" w:color="auto" w:fill="F0F5FB"/>
           </w:tcPr>
           <w:p>
             <w:r>
               <w:rPr>
-                <w:sz w:val="20"/>
+                <w:sz w:val="19"/>
               </w:rPr>
               <w:t>Recurso inadequado</w:t>
             </w:r>
@@ -2911,12 +3040,13 @@
         </w:tc>
         <w:tc>
           <w:tcPr>
-            <w:tcW w:type="dxa" w:w="1757"/>
+            <w:tcW w:w="1780" w:type="dxa"/>
+            <w:shd w:val="clear" w:color="auto" w:fill="F0F5FB"/>
           </w:tcPr>
           <w:p>
             <w:r>
               <w:rPr>
-                <w:sz w:val="20"/>
+                <w:sz w:val="19"/>
               </w:rPr>
               <w:t>0,4</w:t>
             </w:r>
@@ -2924,12 +3054,13 @@
         </w:tc>
         <w:tc>
           <w:tcPr>
-            <w:tcW w:type="dxa" w:w="1757"/>
+            <w:tcW w:w="1780" w:type="dxa"/>
+            <w:shd w:val="clear" w:color="auto" w:fill="F0F5FB"/>
           </w:tcPr>
           <w:p>
             <w:r>
               <w:rPr>
-                <w:sz w:val="20"/>
+                <w:sz w:val="19"/>
               </w:rPr>
               <w:t>7 dias</w:t>
             </w:r>
@@ -2937,12 +3068,13 @@
         </w:tc>
         <w:tc>
           <w:tcPr>
-            <w:tcW w:type="dxa" w:w="1757"/>
+            <w:tcW w:w="1780" w:type="dxa"/>
+            <w:shd w:val="clear" w:color="auto" w:fill="F0F5FB"/>
           </w:tcPr>
           <w:p>
             <w:r>
               <w:rPr>
-                <w:sz w:val="20"/>
+                <w:sz w:val="19"/>
               </w:rPr>
               <w:t>2,8 dias</w:t>
             </w:r>
@@ -2952,12 +3084,12 @@
       <w:tr>
         <w:tc>
           <w:tcPr>
-            <w:tcW w:type="dxa" w:w="1757"/>
+            <w:tcW w:w="1780" w:type="dxa"/>
           </w:tcPr>
           <w:p>
             <w:r>
               <w:rPr>
-                <w:sz w:val="20"/>
+                <w:sz w:val="19"/>
               </w:rPr>
               <w:t>R-008</w:t>
             </w:r>
@@ -2965,12 +3097,12 @@
         </w:tc>
         <w:tc>
           <w:tcPr>
-            <w:tcW w:type="dxa" w:w="1757"/>
+            <w:tcW w:w="1780" w:type="dxa"/>
           </w:tcPr>
           <w:p>
             <w:r>
               <w:rPr>
-                <w:sz w:val="20"/>
+                <w:sz w:val="19"/>
               </w:rPr>
               <w:t>CNAB divergente</w:t>
             </w:r>
@@ -2978,12 +3110,12 @@
         </w:tc>
         <w:tc>
           <w:tcPr>
-            <w:tcW w:type="dxa" w:w="1757"/>
+            <w:tcW w:w="1780" w:type="dxa"/>
           </w:tcPr>
           <w:p>
             <w:r>
               <w:rPr>
-                <w:sz w:val="20"/>
+                <w:sz w:val="19"/>
               </w:rPr>
               <w:t>0,3</w:t>
             </w:r>
@@ -2991,12 +3123,12 @@
         </w:tc>
         <w:tc>
           <w:tcPr>
-            <w:tcW w:type="dxa" w:w="1757"/>
+            <w:tcW w:w="1780" w:type="dxa"/>
           </w:tcPr>
           <w:p>
             <w:r>
               <w:rPr>
-                <w:sz w:val="20"/>
+                <w:sz w:val="19"/>
               </w:rPr>
               <w:t>5 dias</w:t>
             </w:r>
@@ -3004,12 +3136,12 @@
         </w:tc>
         <w:tc>
           <w:tcPr>
-            <w:tcW w:type="dxa" w:w="1757"/>
+            <w:tcW w:w="1780" w:type="dxa"/>
           </w:tcPr>
           <w:p>
             <w:r>
               <w:rPr>
-                <w:sz w:val="20"/>
+                <w:sz w:val="19"/>
               </w:rPr>
               <w:t>1,5 dias</w:t>
             </w:r>
@@ -3019,12 +3151,13 @@
       <w:tr>
         <w:tc>
           <w:tcPr>
-            <w:tcW w:type="dxa" w:w="1757"/>
+            <w:tcW w:w="1780" w:type="dxa"/>
+            <w:shd w:val="clear" w:color="auto" w:fill="F0F5FB"/>
           </w:tcPr>
           <w:p>
             <w:r>
               <w:rPr>
-                <w:sz w:val="20"/>
+                <w:sz w:val="19"/>
               </w:rPr>
               <w:t>R-009</w:t>
             </w:r>
@@ -3032,12 +3165,13 @@
         </w:tc>
         <w:tc>
           <w:tcPr>
-            <w:tcW w:type="dxa" w:w="1757"/>
+            <w:tcW w:w="1780" w:type="dxa"/>
+            <w:shd w:val="clear" w:color="auto" w:fill="F0F5FB"/>
           </w:tcPr>
           <w:p>
             <w:r>
               <w:rPr>
-                <w:sz w:val="20"/>
+                <w:sz w:val="19"/>
               </w:rPr>
               <w:t>Scope creep</w:t>
             </w:r>
@@ -3045,12 +3179,13 @@
         </w:tc>
         <w:tc>
           <w:tcPr>
-            <w:tcW w:type="dxa" w:w="1757"/>
+            <w:tcW w:w="1780" w:type="dxa"/>
+            <w:shd w:val="clear" w:color="auto" w:fill="F0F5FB"/>
           </w:tcPr>
           <w:p>
             <w:r>
               <w:rPr>
-                <w:sz w:val="20"/>
+                <w:sz w:val="19"/>
               </w:rPr>
               <w:t>0,4</w:t>
             </w:r>
@@ -3058,12 +3193,13 @@
         </w:tc>
         <w:tc>
           <w:tcPr>
-            <w:tcW w:type="dxa" w:w="1757"/>
+            <w:tcW w:w="1780" w:type="dxa"/>
+            <w:shd w:val="clear" w:color="auto" w:fill="F0F5FB"/>
           </w:tcPr>
           <w:p>
             <w:r>
               <w:rPr>
-                <w:sz w:val="20"/>
+                <w:sz w:val="19"/>
               </w:rPr>
               <w:t>5 dias</w:t>
             </w:r>
@@ -3071,12 +3207,13 @@
         </w:tc>
         <w:tc>
           <w:tcPr>
-            <w:tcW w:type="dxa" w:w="1757"/>
+            <w:tcW w:w="1780" w:type="dxa"/>
+            <w:shd w:val="clear" w:color="auto" w:fill="F0F5FB"/>
           </w:tcPr>
           <w:p>
             <w:r>
               <w:rPr>
-                <w:sz w:val="20"/>
+                <w:sz w:val="19"/>
               </w:rPr>
               <w:t>2,0 dias</w:t>
             </w:r>
@@ -3086,12 +3223,12 @@
       <w:tr>
         <w:tc>
           <w:tcPr>
-            <w:tcW w:type="dxa" w:w="1757"/>
+            <w:tcW w:w="1780" w:type="dxa"/>
           </w:tcPr>
           <w:p>
             <w:r>
               <w:rPr>
-                <w:sz w:val="20"/>
+                <w:sz w:val="19"/>
               </w:rPr>
               <w:t>TOTAL</w:t>
             </w:r>
@@ -3099,48 +3236,48 @@
         </w:tc>
         <w:tc>
           <w:tcPr>
-            <w:tcW w:type="dxa" w:w="1757"/>
+            <w:tcW w:w="1780" w:type="dxa"/>
           </w:tcPr>
           <w:p>
             <w:r>
               <w:rPr>
-                <w:sz w:val="20"/>
+                <w:sz w:val="19"/>
               </w:rPr>
             </w:r>
           </w:p>
         </w:tc>
         <w:tc>
           <w:tcPr>
-            <w:tcW w:type="dxa" w:w="1757"/>
+            <w:tcW w:w="1780" w:type="dxa"/>
           </w:tcPr>
           <w:p>
             <w:r>
               <w:rPr>
-                <w:sz w:val="20"/>
+                <w:sz w:val="19"/>
               </w:rPr>
             </w:r>
           </w:p>
         </w:tc>
         <w:tc>
           <w:tcPr>
-            <w:tcW w:type="dxa" w:w="1757"/>
+            <w:tcW w:w="1780" w:type="dxa"/>
           </w:tcPr>
           <w:p>
             <w:r>
               <w:rPr>
-                <w:sz w:val="20"/>
+                <w:sz w:val="19"/>
               </w:rPr>
             </w:r>
           </w:p>
         </w:tc>
         <w:tc>
           <w:tcPr>
-            <w:tcW w:type="dxa" w:w="1757"/>
+            <w:tcW w:w="1780" w:type="dxa"/>
           </w:tcPr>
           <w:p>
             <w:r>
               <w:rPr>
-                <w:sz w:val="20"/>
+                <w:sz w:val="19"/>
               </w:rPr>
               <w:t>38,3 dias</w:t>
             </w:r>
@@ -3151,33 +3288,63 @@
     <w:p/>
     <w:p>
       <w:pPr>
-        <w:pStyle w:val="Quote"/>
+        <w:ind w:left="454"/>
       </w:pPr>
       <w:r>
-        <w:t>**Interpretação:** O valor esperado de impacto em prazo, considerando todos os riscos, é</w:t>
+        <w:rPr>
+          <w:color w:val="333333"/>
+          <w:sz w:val="20"/>
+        </w:rPr>
+      </w:r>
+      <w:r>
+        <w:rPr>
+          <w:b/>
+          <w:color w:val="333333"/>
+          <w:sz w:val="20"/>
+        </w:rPr>
+        <w:t>Interpretação:</w:t>
+      </w:r>
+      <w:r>
+        <w:rPr>
+          <w:color w:val="333333"/>
+          <w:sz w:val="20"/>
+        </w:rPr>
+        <w:t xml:space="preserve"> O valor esperado de impacto em prazo, considerando todos os riscos, é</w:t>
       </w:r>
     </w:p>
     <w:p>
       <w:pPr>
-        <w:pStyle w:val="Quote"/>
+        <w:ind w:left="454"/>
       </w:pPr>
       <w:r>
+        <w:rPr>
+          <w:color w:val="333333"/>
+          <w:sz w:val="20"/>
+        </w:rPr>
         <w:t>de ~38 dias. O buffer de contingência do cronograma (setembro 2026 = ~26 dias úteis após</w:t>
       </w:r>
     </w:p>
     <w:p>
       <w:pPr>
-        <w:pStyle w:val="Quote"/>
+        <w:ind w:left="454"/>
       </w:pPr>
       <w:r>
+        <w:rPr>
+          <w:color w:val="333333"/>
+          <w:sz w:val="20"/>
+        </w:rPr>
         <w:t>go-live base de 25/08) cobre parcialmente este valor. Os riscos CRÍTICO (R-001) e ALTO</w:t>
       </w:r>
     </w:p>
     <w:p>
       <w:pPr>
-        <w:pStyle w:val="Quote"/>
+        <w:ind w:left="454"/>
       </w:pPr>
       <w:r>
+        <w:rPr>
+          <w:color w:val="333333"/>
+          <w:sz w:val="20"/>
+        </w:rPr>
         <w:t>(R-002, R-005) têm potencial de exceder o buffer se materializarem simultaneamente.</w:t>
       </w:r>
     </w:p>
@@ -3206,9 +3373,11 @@
     </w:p>
     <w:p/>
     <w:p>
-      <w:r>
-        <w:t>────────────────────────────────────────────────────────────</w:t>
-      </w:r>
+      <w:pPr>
+        <w:pBdr>
+          <w:bottom w:val="single" w:sz="6" w:space="1" w:color="CCCCCC"/>
+        </w:pBdr>
+      </w:pPr>
     </w:p>
     <w:p/>
     <w:p>
@@ -3217,8 +3386,11 @@
       </w:pPr>
       <w:r>
         <w:rPr>
-          <w:color w:val="2E74B5"/>
-          <w:sz w:val="28"/>
+          <w:rFonts w:ascii="Calibri" w:hAnsi="Calibri"/>
+          <w:b/>
+          <w:i w:val="0"/>
+          <w:color w:val="1E5296"/>
+          <w:sz w:val="25"/>
         </w:rPr>
         <w:t>Revisão de Riscos</w:t>
       </w:r>
@@ -3227,25 +3399,27 @@
     <w:tbl>
       <w:tblPr>
         <w:tblStyle w:val="TableGrid"/>
-        <w:tblW w:type="auto" w:w="0"/>
         <w:tblLook w:firstColumn="1" w:firstRow="1" w:lastColumn="0" w:lastRow="0" w:noHBand="0" w:noVBand="1" w:val="04A0"/>
+        <w:tblW w:w="8901" w:type="dxa"/>
+        <w:tblLayout w:type="fixed"/>
       </w:tblPr>
       <w:tblGrid>
-        <w:gridCol w:w="2928"/>
-        <w:gridCol w:w="2928"/>
-        <w:gridCol w:w="2928"/>
+        <w:gridCol w:w="2967"/>
+        <w:gridCol w:w="2967"/>
+        <w:gridCol w:w="2967"/>
       </w:tblGrid>
       <w:tr>
         <w:tc>
           <w:tcPr>
-            <w:tcW w:type="dxa" w:w="2928"/>
-            <w:shd w:val="clear" w:color="auto" w:fill="D6E4F0"/>
+            <w:tcW w:w="2967" w:type="dxa"/>
+            <w:shd w:val="clear" w:color="auto" w:fill="1A3A5C"/>
           </w:tcPr>
           <w:p>
             <w:r>
               <w:rPr>
                 <w:b/>
-                <w:sz w:val="20"/>
+                <w:color w:val="FFFFFF"/>
+                <w:sz w:val="19"/>
               </w:rPr>
               <w:t>Quando</w:t>
             </w:r>
@@ -3253,14 +3427,15 @@
         </w:tc>
         <w:tc>
           <w:tcPr>
-            <w:tcW w:type="dxa" w:w="2928"/>
-            <w:shd w:val="clear" w:color="auto" w:fill="D6E4F0"/>
+            <w:tcW w:w="2967" w:type="dxa"/>
+            <w:shd w:val="clear" w:color="auto" w:fill="1A3A5C"/>
           </w:tcPr>
           <w:p>
             <w:r>
               <w:rPr>
                 <w:b/>
-                <w:sz w:val="20"/>
+                <w:color w:val="FFFFFF"/>
+                <w:sz w:val="19"/>
               </w:rPr>
               <w:t>Evento</w:t>
             </w:r>
@@ -3268,14 +3443,15 @@
         </w:tc>
         <w:tc>
           <w:tcPr>
-            <w:tcW w:type="dxa" w:w="2928"/>
-            <w:shd w:val="clear" w:color="auto" w:fill="D6E4F0"/>
+            <w:tcW w:w="2967" w:type="dxa"/>
+            <w:shd w:val="clear" w:color="auto" w:fill="1A3A5C"/>
           </w:tcPr>
           <w:p>
             <w:r>
               <w:rPr>
                 <w:b/>
-                <w:sz w:val="20"/>
+                <w:color w:val="FFFFFF"/>
+                <w:sz w:val="19"/>
               </w:rPr>
               <w:t>Responsável</w:t>
             </w:r>
@@ -3285,12 +3461,12 @@
       <w:tr>
         <w:tc>
           <w:tcPr>
-            <w:tcW w:type="dxa" w:w="2928"/>
+            <w:tcW w:w="2967" w:type="dxa"/>
           </w:tcPr>
           <w:p>
             <w:r>
               <w:rPr>
-                <w:sz w:val="20"/>
+                <w:sz w:val="19"/>
               </w:rPr>
               <w:t>Gate de Kick-off</w:t>
             </w:r>
@@ -3298,12 +3474,12 @@
         </w:tc>
         <w:tc>
           <w:tcPr>
-            <w:tcW w:type="dxa" w:w="2928"/>
+            <w:tcW w:w="2967" w:type="dxa"/>
           </w:tcPr>
           <w:p>
             <w:r>
               <w:rPr>
-                <w:sz w:val="20"/>
+                <w:sz w:val="19"/>
               </w:rPr>
               <w:t>Verificar R-001, R-002, R-005, R-006</w:t>
             </w:r>
@@ -3311,12 +3487,12 @@
         </w:tc>
         <w:tc>
           <w:tcPr>
-            <w:tcW w:type="dxa" w:w="2928"/>
+            <w:tcW w:w="2967" w:type="dxa"/>
           </w:tcPr>
           <w:p>
             <w:r>
               <w:rPr>
-                <w:sz w:val="20"/>
+                <w:sz w:val="19"/>
               </w:rPr>
               <w:t>GP + Gabriel Governança</w:t>
             </w:r>
@@ -3326,12 +3502,13 @@
       <w:tr>
         <w:tc>
           <w:tcPr>
-            <w:tcW w:type="dxa" w:w="2928"/>
+            <w:tcW w:w="2967" w:type="dxa"/>
+            <w:shd w:val="clear" w:color="auto" w:fill="F0F5FB"/>
           </w:tcPr>
           <w:p>
             <w:r>
               <w:rPr>
-                <w:sz w:val="20"/>
+                <w:sz w:val="19"/>
               </w:rPr>
               <w:t>M-1 (27/06)</w:t>
             </w:r>
@@ -3339,12 +3516,13 @@
         </w:tc>
         <w:tc>
           <w:tcPr>
-            <w:tcW w:type="dxa" w:w="2928"/>
+            <w:tcW w:w="2967" w:type="dxa"/>
+            <w:shd w:val="clear" w:color="auto" w:fill="F0F5FB"/>
           </w:tcPr>
           <w:p>
             <w:r>
               <w:rPr>
-                <w:sz w:val="20"/>
+                <w:sz w:val="19"/>
               </w:rPr>
               <w:t>Verificar R-002, R-004, R-008 (pós-levantamento técnico)</w:t>
             </w:r>
@@ -3352,12 +3530,13 @@
         </w:tc>
         <w:tc>
           <w:tcPr>
-            <w:tcW w:type="dxa" w:w="2928"/>
+            <w:tcW w:w="2967" w:type="dxa"/>
+            <w:shd w:val="clear" w:color="auto" w:fill="F0F5FB"/>
           </w:tcPr>
           <w:p>
             <w:r>
               <w:rPr>
-                <w:sz w:val="20"/>
+                <w:sz w:val="19"/>
               </w:rPr>
               <w:t>GP</w:t>
             </w:r>
@@ -3367,12 +3546,12 @@
       <w:tr>
         <w:tc>
           <w:tcPr>
-            <w:tcW w:type="dxa" w:w="2928"/>
+            <w:tcW w:w="2967" w:type="dxa"/>
           </w:tcPr>
           <w:p>
             <w:r>
               <w:rPr>
-                <w:sz w:val="20"/>
+                <w:sz w:val="19"/>
               </w:rPr>
               <w:t>M-2 (18/07)</w:t>
             </w:r>
@@ -3380,12 +3559,12 @@
         </w:tc>
         <w:tc>
           <w:tcPr>
-            <w:tcW w:type="dxa" w:w="2928"/>
+            <w:tcW w:w="2967" w:type="dxa"/>
           </w:tcPr>
           <w:p>
             <w:r>
               <w:rPr>
-                <w:sz w:val="20"/>
+                <w:sz w:val="19"/>
               </w:rPr>
               <w:t>Verificar R-003 (habilitação Santander)</w:t>
             </w:r>
@@ -3393,12 +3572,12 @@
         </w:tc>
         <w:tc>
           <w:tcPr>
-            <w:tcW w:type="dxa" w:w="2928"/>
+            <w:tcW w:w="2967" w:type="dxa"/>
           </w:tcPr>
           <w:p>
             <w:r>
               <w:rPr>
-                <w:sz w:val="20"/>
+                <w:sz w:val="19"/>
               </w:rPr>
               <w:t>GP + Noemia</w:t>
             </w:r>
@@ -3408,12 +3587,13 @@
       <w:tr>
         <w:tc>
           <w:tcPr>
-            <w:tcW w:type="dxa" w:w="2928"/>
+            <w:tcW w:w="2967" w:type="dxa"/>
+            <w:shd w:val="clear" w:color="auto" w:fill="F0F5FB"/>
           </w:tcPr>
           <w:p>
             <w:r>
               <w:rPr>
-                <w:sz w:val="20"/>
+                <w:sz w:val="19"/>
               </w:rPr>
               <w:t>M-4 (15/08)</w:t>
             </w:r>
@@ -3421,12 +3601,13 @@
         </w:tc>
         <w:tc>
           <w:tcPr>
-            <w:tcW w:type="dxa" w:w="2928"/>
+            <w:tcW w:w="2967" w:type="dxa"/>
+            <w:shd w:val="clear" w:color="auto" w:fill="F0F5FB"/>
           </w:tcPr>
           <w:p>
             <w:r>
               <w:rPr>
-                <w:sz w:val="20"/>
+                <w:sz w:val="19"/>
               </w:rPr>
               <w:t>Verificar R-009, R-010 pós-UAT</w:t>
             </w:r>
@@ -3434,12 +3615,13 @@
         </w:tc>
         <w:tc>
           <w:tcPr>
-            <w:tcW w:type="dxa" w:w="2928"/>
+            <w:tcW w:w="2967" w:type="dxa"/>
+            <w:shd w:val="clear" w:color="auto" w:fill="F0F5FB"/>
           </w:tcPr>
           <w:p>
             <w:r>
               <w:rPr>
-                <w:sz w:val="20"/>
+                <w:sz w:val="19"/>
               </w:rPr>
               <w:t>GP</w:t>
             </w:r>
@@ -3449,12 +3631,12 @@
       <w:tr>
         <w:tc>
           <w:tcPr>
-            <w:tcW w:type="dxa" w:w="2928"/>
+            <w:tcW w:w="2967" w:type="dxa"/>
           </w:tcPr>
           <w:p>
             <w:r>
               <w:rPr>
-                <w:sz w:val="20"/>
+                <w:sz w:val="19"/>
               </w:rPr>
               <w:t>Quinzenal</w:t>
             </w:r>
@@ -3462,12 +3644,12 @@
         </w:tc>
         <w:tc>
           <w:tcPr>
-            <w:tcW w:type="dxa" w:w="2928"/>
+            <w:tcW w:w="2967" w:type="dxa"/>
           </w:tcPr>
           <w:p>
             <w:r>
               <w:rPr>
-                <w:sz w:val="20"/>
+                <w:sz w:val="19"/>
               </w:rPr>
               <w:t>Revisão geral do registro de riscos</w:t>
             </w:r>
@@ -3475,12 +3657,12 @@
         </w:tc>
         <w:tc>
           <w:tcPr>
-            <w:tcW w:type="dxa" w:w="2928"/>
+            <w:tcW w:w="2967" w:type="dxa"/>
           </w:tcPr>
           <w:p>
             <w:r>
               <w:rPr>
-                <w:sz w:val="20"/>
+                <w:sz w:val="19"/>
               </w:rPr>
               <w:t>GP</w:t>
             </w:r>
@@ -3490,12 +3672,13 @@
       <w:tr>
         <w:tc>
           <w:tcPr>
-            <w:tcW w:type="dxa" w:w="2928"/>
+            <w:tcW w:w="2967" w:type="dxa"/>
+            <w:shd w:val="clear" w:color="auto" w:fill="F0F5FB"/>
           </w:tcPr>
           <w:p>
             <w:r>
               <w:rPr>
-                <w:sz w:val="20"/>
+                <w:sz w:val="19"/>
               </w:rPr>
               <w:t>Evento de materialização</w:t>
             </w:r>
@@ -3503,12 +3686,13 @@
         </w:tc>
         <w:tc>
           <w:tcPr>
-            <w:tcW w:type="dxa" w:w="2928"/>
+            <w:tcW w:w="2967" w:type="dxa"/>
+            <w:shd w:val="clear" w:color="auto" w:fill="F0F5FB"/>
           </w:tcPr>
           <w:p>
             <w:r>
               <w:rPr>
-                <w:sz w:val="20"/>
+                <w:sz w:val="19"/>
               </w:rPr>
               <w:t>Notificação imediata ao sponsor</w:t>
             </w:r>
@@ -3516,12 +3700,13 @@
         </w:tc>
         <w:tc>
           <w:tcPr>
-            <w:tcW w:type="dxa" w:w="2928"/>
+            <w:tcW w:w="2967" w:type="dxa"/>
+            <w:shd w:val="clear" w:color="auto" w:fill="F0F5FB"/>
           </w:tcPr>
           <w:p>
             <w:r>
               <w:rPr>
-                <w:sz w:val="20"/>
+                <w:sz w:val="19"/>
               </w:rPr>
               <w:t>GP</w:t>
             </w:r>
@@ -3532,7 +3717,7 @@
     <w:p/>
     <w:sectPr>
       <w:pgSz w:w="12240" w:h="15840"/>
-      <w:pgMar w:top="1440" w:right="1728" w:bottom="1440" w:left="1728" w:header="720" w:footer="720" w:gutter="0"/>
+      <w:pgMar w:top="1417" w:right="1417" w:bottom="1417" w:left="1587" w:header="720" w:footer="720" w:gutter="0"/>
       <w:cols w:space="720"/>
       <w:docGrid w:linePitch="360"/>
     </w:sectPr>
@@ -3905,7 +4090,7 @@
     <w:rsid w:val="00FC693F"/>
     <w:rPr>
       <w:rFonts w:ascii="Calibri" w:hAnsi="Calibri"/>
-      <w:sz w:val="22"/>
+      <w:sz w:val="21"/>
     </w:rPr>
   </w:style>
   <w:style w:type="paragraph" w:styleId="Header">
